--- a/Examples/GroupDocs.Assembly.Examples.Java/Data/Output/Word Reports/Nested External Document.docx
+++ b/Examples/GroupDocs.Assembly.Examples.Java/Data/Output/Word Reports/Nested External Document.docx
@@ -1,7 +1,7 @@
 
 <file path=word/document.xml><?xml version="1.0" encoding="utf-8"?>
 <w:document xmlns:wpc="http://schemas.microsoft.com/office/word/2010/wordprocessingCanvas" xmlns:cx="http://schemas.microsoft.com/office/drawing/2014/chartex" xmlns:cx1="http://schemas.microsoft.com/office/drawing/2015/9/8/chartex" xmlns:cx2="http://schemas.microsoft.com/office/drawing/2015/10/21/chartex" xmlns:cx3="http://schemas.microsoft.com/office/drawing/2016/5/9/chartex" xmlns:cx4="http://schemas.microsoft.com/office/drawing/2016/5/10/chartex" xmlns:cx5="http://schemas.microsoft.com/office/drawing/2016/5/11/chartex" xmlns:mc="http://schemas.openxmlformats.org/markup-compatibility/2006" xmlns:o="urn:schemas-microsoft-com:office:office" xmlns:r="http://schemas.openxmlformats.org/officeDocument/2006/relationships" xmlns:m="http://schemas.openxmlformats.org/officeDocument/2006/math" xmlns:v="urn:schemas-microsoft-com:vml" xmlns:wp14="http://schemas.microsoft.com/office/word/2010/wordprocessingDrawing" xmlns:wp="http://schemas.openxmlformats.org/drawingml/2006/wordprocessingDrawing" xmlns:w10="urn:schemas-microsoft-com:office:word" xmlns:w="http://schemas.openxmlformats.org/wordprocessingml/2006/main" xmlns:w14="http://schemas.microsoft.com/office/word/2010/wordml" xmlns:w15="http://schemas.microsoft.com/office/word/2012/wordml" xmlns:wne="http://schemas.microsoft.com/office/word/2006/wordml" xmlns:wpg="http://schemas.microsoft.com/office/word/2010/wordprocessingGroup" xmlns:wpi="http://schemas.microsoft.com/office/word/2010/wordprocessingInk" xmlns:wps="http://schemas.microsoft.com/office/word/2010/wordprocessingShape" mc:Ignorable="w14 w15 wp14">
-  <!-- Generated by Aspose.Words for Java 18.11 -->
+  <!-- Generated by Aspose.Words for Java 26.3.0 -->
   <w:body>
     <w:p>
       <w:pPr>
@@ -14,7 +14,19 @@
         <w:rPr>
           <w:lang w:val="en-US"/>
         </w:rPr>
-        <w:t>This a sample to insert nested external documents.</w:t>
+        <w:t xml:space="preserve">This </w:t>
+      </w:r>
+      <w:r>
+        <w:rPr>
+          <w:lang w:val="en-US"/>
+        </w:rPr>
+        <w:t xml:space="preserve">is a </w:t>
+      </w:r>
+      <w:r>
+        <w:rPr>
+          <w:lang w:val="en-US"/>
+        </w:rPr>
+        <w:t>sample to insert nested external documents.</w:t>
       </w:r>
     </w:p>
     <w:p>
@@ -94,7 +106,7 @@
                           <w:p/>
                         </w:txbxContent>
                       </wps:txbx>
-                      <wps:bodyPr rot="0" spcFirstLastPara="0" vertOverflow="overflow" horzOverflow="overflow" vert="horz" wrap="square" numCol="1" spcCol="0" rtlCol="0" fromWordArt="0" anchor="t" anchorCtr="0" forceAA="0" compatLnSpc="1">
+                      <wps:bodyPr rot="0" spcFirstLastPara="0" vertOverflow="overflow" horzOverflow="overflow" vert="horz" wrap="square" lIns="91440" tIns="45720" rIns="91440" bIns="45720" numCol="1" spcCol="0" rtlCol="0" fromWordArt="0" anchor="t" anchorCtr="0" forceAA="0" compatLnSpc="1">
                         <a:prstTxWarp prst="textNoShape">
                           <a:avLst/>
                         </a:prstTxWarp>
@@ -111,7 +123,7 @@
                 <v:stroke joinstyle="miter"/>
                 <v:path gradientshapeok="t" o:connecttype="rect"/>
               </v:shapetype>
-              <v:shape id="Text Box 6" o:spid="_x0000_i1025" type="#_x0000_t202" style="width:114pt;height:105.75pt;mso-wrap-distance-bottom:0;mso-wrap-distance-left:0;mso-wrap-distance-right:0;mso-wrap-distance-top:0;v-text-anchor:top" fillcolor="black" stroked="t" strokecolor="black" strokeweight="0.5pt">
+              <v:shape id="Text Box 6" o:spid="_x0000_i1025" type="#_x0000_t202" style="width:114pt;height:105.75pt;mso-wrap-distance-bottom:0;mso-wrap-distance-left:0;mso-wrap-distance-right:0;mso-wrap-distance-top:0;v-text-anchor:top" stroked="t" strokecolor="black" strokeweight="0.5pt">
                 <v:fill r:id="rId4" o:title="" recolor="t" rotate="t" type="frame"/>
                 <v:textbox>
                   <w:txbxContent>
@@ -235,7 +247,7 @@
               <wp:inline distT="0" distB="0" distL="0" distR="0">
                 <wp:extent cx="1447800" cy="1343025"/>
                 <wp:effectExtent l="0" t="0" r="19050" b="28575"/>
-                <wp:docPr id="372864955" name="Text Box 6"/>
+                <wp:docPr id="1977897400" name="Text Box 6"/>
                 <wp:cNvGraphicFramePr/>
                 <a:graphic xmlns:a="http://schemas.openxmlformats.org/drawingml/2006/main">
                   <a:graphicData uri="http://schemas.microsoft.com/office/word/2010/wordprocessingShape">
@@ -281,7 +293,7 @@
                           <w:p/>
                         </w:txbxContent>
                       </wps:txbx>
-                      <wps:bodyPr rot="0" spcFirstLastPara="0" vertOverflow="overflow" horzOverflow="overflow" vert="horz" wrap="square" numCol="1" spcCol="0" rtlCol="0" fromWordArt="0" anchor="t" anchorCtr="0" forceAA="0" compatLnSpc="1">
+                      <wps:bodyPr rot="0" spcFirstLastPara="0" vertOverflow="overflow" horzOverflow="overflow" vert="horz" wrap="square" lIns="91440" tIns="45720" rIns="91440" bIns="45720" numCol="1" spcCol="0" rtlCol="0" fromWordArt="0" anchor="t" anchorCtr="0" forceAA="0" compatLnSpc="1">
                         <a:prstTxWarp prst="textNoShape">
                           <a:avLst/>
                         </a:prstTxWarp>
@@ -294,7 +306,7 @@
           </mc:Choice>
           <mc:Fallback>
             <w:pict>
-              <v:shape id="Text Box 6" o:spid="_x0000_i1026" type="#_x0000_t202" style="width:114pt;height:105.75pt;mso-wrap-distance-bottom:0;mso-wrap-distance-left:0;mso-wrap-distance-right:0;mso-wrap-distance-top:0;v-text-anchor:top" fillcolor="black" stroked="t" strokecolor="black" strokeweight="0.5pt">
+              <v:shape id="Text Box 6" o:spid="_x0000_i1026" type="#_x0000_t202" style="width:114pt;height:105.75pt;mso-wrap-distance-bottom:0;mso-wrap-distance-left:0;mso-wrap-distance-right:0;mso-wrap-distance-top:0;v-text-anchor:top" stroked="t" strokecolor="black" strokeweight="0.5pt">
                 <v:fill r:id="rId4" o:title="" recolor="t" rotate="t" type="frame"/>
                 <v:textbox>
                   <w:txbxContent>
@@ -418,7 +430,7 @@
               <wp:inline distT="0" distB="0" distL="0" distR="0">
                 <wp:extent cx="1447800" cy="1343025"/>
                 <wp:effectExtent l="0" t="0" r="19050" b="28575"/>
-                <wp:docPr id="1858030193" name="Text Box 6"/>
+                <wp:docPr id="371749272" name="Text Box 6"/>
                 <wp:cNvGraphicFramePr/>
                 <a:graphic xmlns:a="http://schemas.openxmlformats.org/drawingml/2006/main">
                   <a:graphicData uri="http://schemas.microsoft.com/office/word/2010/wordprocessingShape">
@@ -464,7 +476,7 @@
                           <w:p/>
                         </w:txbxContent>
                       </wps:txbx>
-                      <wps:bodyPr rot="0" spcFirstLastPara="0" vertOverflow="overflow" horzOverflow="overflow" vert="horz" wrap="square" numCol="1" spcCol="0" rtlCol="0" fromWordArt="0" anchor="t" anchorCtr="0" forceAA="0" compatLnSpc="1">
+                      <wps:bodyPr rot="0" spcFirstLastPara="0" vertOverflow="overflow" horzOverflow="overflow" vert="horz" wrap="square" lIns="91440" tIns="45720" rIns="91440" bIns="45720" numCol="1" spcCol="0" rtlCol="0" fromWordArt="0" anchor="t" anchorCtr="0" forceAA="0" compatLnSpc="1">
                         <a:prstTxWarp prst="textNoShape">
                           <a:avLst/>
                         </a:prstTxWarp>
@@ -477,7 +489,7 @@
           </mc:Choice>
           <mc:Fallback>
             <w:pict>
-              <v:shape id="Text Box 6" o:spid="_x0000_i1027" type="#_x0000_t202" style="width:114pt;height:105.75pt;mso-wrap-distance-bottom:0;mso-wrap-distance-left:0;mso-wrap-distance-right:0;mso-wrap-distance-top:0;v-text-anchor:top" fillcolor="black" stroked="t" strokecolor="black" strokeweight="0.5pt">
+              <v:shape id="Text Box 6" o:spid="_x0000_i1027" type="#_x0000_t202" style="width:114pt;height:105.75pt;mso-wrap-distance-bottom:0;mso-wrap-distance-left:0;mso-wrap-distance-right:0;mso-wrap-distance-top:0;v-text-anchor:top" stroked="t" strokecolor="black" strokeweight="0.5pt">
                 <v:fill r:id="rId4" o:title="" recolor="t" rotate="t" type="frame"/>
                 <v:textbox>
                   <w:txbxContent>
@@ -577,11 +589,11 @@
           <w:lang w:val="en-US" w:eastAsia="ru-RU"/>
         </w:rPr>
       </w:pPr>
+    </w:p>
+    <w:p>
       <w:bookmarkStart w:id="1" w:name="_GoBack"/>
+      <w:bookmarkEnd w:id="0"/>
       <w:bookmarkEnd w:id="1"/>
-    </w:p>
-    <w:p>
-      <w:bookmarkEnd w:id="0"/>
     </w:p>
     <w:sectPr>
       <w:pgSz w:w="11906" w:h="16838"/>
@@ -982,6 +994,10 @@
     <w:lsdException w:name="List Table 5 Dark Accent 6" w:uiPriority="50"/>
     <w:lsdException w:name="List Table 6 Colorful Accent 6" w:uiPriority="51"/>
     <w:lsdException w:name="List Table 7 Colorful Accent 6" w:uiPriority="52"/>
+    <w:lsdException w:name="Mention" w:semiHidden="1" w:unhideWhenUsed="1"/>
+    <w:lsdException w:name="Smart Hyperlink" w:semiHidden="1" w:unhideWhenUsed="1"/>
+    <w:lsdException w:name="Hashtag" w:semiHidden="1" w:unhideWhenUsed="1"/>
+    <w:lsdException w:name="Unresolved Mention" w:semiHidden="1" w:unhideWhenUsed="1"/>
   </w:latentStyles>
   <w:style w:type="paragraph" w:default="1" w:styleId="Normal">
     <w:name w:val="Normal"/>

--- a/Examples/GroupDocs.Assembly.Examples.Java/Data/Output/Word Reports/Nested External Document.docx
+++ b/Examples/GroupDocs.Assembly.Examples.Java/Data/Output/Word Reports/Nested External Document.docx
@@ -247,7 +247,7 @@
               <wp:inline distT="0" distB="0" distL="0" distR="0">
                 <wp:extent cx="1447800" cy="1343025"/>
                 <wp:effectExtent l="0" t="0" r="19050" b="28575"/>
-                <wp:docPr id="1977897400" name="Text Box 6"/>
+                <wp:docPr id="156377514" name="Text Box 6"/>
                 <wp:cNvGraphicFramePr/>
                 <a:graphic xmlns:a="http://schemas.openxmlformats.org/drawingml/2006/main">
                   <a:graphicData uri="http://schemas.microsoft.com/office/word/2010/wordprocessingShape">
@@ -430,7 +430,7 @@
               <wp:inline distT="0" distB="0" distL="0" distR="0">
                 <wp:extent cx="1447800" cy="1343025"/>
                 <wp:effectExtent l="0" t="0" r="19050" b="28575"/>
-                <wp:docPr id="371749272" name="Text Box 6"/>
+                <wp:docPr id="489546071" name="Text Box 6"/>
                 <wp:cNvGraphicFramePr/>
                 <a:graphic xmlns:a="http://schemas.openxmlformats.org/drawingml/2006/main">
                   <a:graphicData uri="http://schemas.microsoft.com/office/word/2010/wordprocessingShape">

--- a/Examples/GroupDocs.Assembly.Examples.Java/Data/Output/Word Reports/Nested External Document.docx
+++ b/Examples/GroupDocs.Assembly.Examples.Java/Data/Output/Word Reports/Nested External Document.docx
@@ -247,7 +247,7 @@
               <wp:inline distT="0" distB="0" distL="0" distR="0">
                 <wp:extent cx="1447800" cy="1343025"/>
                 <wp:effectExtent l="0" t="0" r="19050" b="28575"/>
-                <wp:docPr id="156377514" name="Text Box 6"/>
+                <wp:docPr id="153812629" name="Text Box 6"/>
                 <wp:cNvGraphicFramePr/>
                 <a:graphic xmlns:a="http://schemas.openxmlformats.org/drawingml/2006/main">
                   <a:graphicData uri="http://schemas.microsoft.com/office/word/2010/wordprocessingShape">
@@ -430,7 +430,7 @@
               <wp:inline distT="0" distB="0" distL="0" distR="0">
                 <wp:extent cx="1447800" cy="1343025"/>
                 <wp:effectExtent l="0" t="0" r="19050" b="28575"/>
-                <wp:docPr id="489546071" name="Text Box 6"/>
+                <wp:docPr id="398977907" name="Text Box 6"/>
                 <wp:cNvGraphicFramePr/>
                 <a:graphic xmlns:a="http://schemas.openxmlformats.org/drawingml/2006/main">
                   <a:graphicData uri="http://schemas.microsoft.com/office/word/2010/wordprocessingShape">

--- a/Examples/GroupDocs.Assembly.Examples.Java/Data/Output/Word Reports/Nested External Document.docx
+++ b/Examples/GroupDocs.Assembly.Examples.Java/Data/Output/Word Reports/Nested External Document.docx
@@ -247,7 +247,7 @@
               <wp:inline distT="0" distB="0" distL="0" distR="0">
                 <wp:extent cx="1447800" cy="1343025"/>
                 <wp:effectExtent l="0" t="0" r="19050" b="28575"/>
-                <wp:docPr id="153812629" name="Text Box 6"/>
+                <wp:docPr id="447470284" name="Text Box 6"/>
                 <wp:cNvGraphicFramePr/>
                 <a:graphic xmlns:a="http://schemas.openxmlformats.org/drawingml/2006/main">
                   <a:graphicData uri="http://schemas.microsoft.com/office/word/2010/wordprocessingShape">
@@ -430,7 +430,7 @@
               <wp:inline distT="0" distB="0" distL="0" distR="0">
                 <wp:extent cx="1447800" cy="1343025"/>
                 <wp:effectExtent l="0" t="0" r="19050" b="28575"/>
-                <wp:docPr id="398977907" name="Text Box 6"/>
+                <wp:docPr id="835118233" name="Text Box 6"/>
                 <wp:cNvGraphicFramePr/>
                 <a:graphic xmlns:a="http://schemas.openxmlformats.org/drawingml/2006/main">
                   <a:graphicData uri="http://schemas.microsoft.com/office/word/2010/wordprocessingShape">
